--- a/montly_output/Flight Performance Month Ending 2026-01-01.docx
+++ b/montly_output/Flight Performance Month Ending 2026-01-01.docx
@@ -2074,7 +2074,7 @@
                 <w:sz w:val="20"/>
                 <w:rFonts w:ascii="Montserrat" w:hAnsi="Montserrat"/>
               </w:rPr>
-              <w:t>+0.0%</w:t>
+              <w:t>+0.9%</w:t>
             </w:r>
           </w:p>
         </w:tc>
